--- a/content/sop/docx/SOP-105 Forecourt Emergency Stop and Fuel Spill Response.docx
+++ b/content/sop/docx/SOP-105 Forecourt Emergency Stop and Fuel Spill Response.docx
@@ -23,7 +23,7 @@
         <w:pStyle w:val="DocumentMeta"/>
       </w:pPr>
       <w:r>
-        <w:t xml:space="preserve">Owner: Brightpath Convenience - Safety and Compliance</w:t>
+        <w:t xml:space="preserve">Owner: Circle K - Safety and Compliance</w:t>
       </w:r>
     </w:p>
     <w:p>
@@ -36,7 +36,7 @@
     </w:p>
     <w:p>
       <w:r>
-        <w:t xml:space="preserve">Give every associate at Brightpath Convenience Store 223 one memorised order of actions for a fuel emergency on the forecourt, so that the pumps are stopped before anything else is attempted.</w:t>
+        <w:t xml:space="preserve">Give every associate at Circle K Store 223 one memorised order of actions for a fuel emergency on the forecourt, so that the pumps are stopped before anything else is attempted.</w:t>
       </w:r>
     </w:p>
     <w:p>
